--- a/BaoCao-JetpackCompose-2026-10-final.docx
+++ b/BaoCao-JetpackCompose-2026-10-final.docx
@@ -705,10 +705,8 @@
         <w:spacing w:before="80" w:after="240"/>
         <w:rPr>
           <w:i/>
-          <w:iCs/>
           <w:color w:val="6B7280"/>
           <w:sz w:val="20"/>
-          <w:szCs w:val="20"/>
         </w:rPr>
       </w:pPr>
       <w:r>
@@ -722,21 +720,33 @@
     </w:p>
     <w:p>
       <w:pPr>
-        <w:spacing w:after="60"/>
-      </w:pPr>
-      <w:r>
-        <w:rPr>
-          <w:b/>
-          <w:color w:val="374151"/>
-        </w:rPr>
-        <w:t>SignUpPage.kt</w:t>
-      </w:r>
-      <w:r>
-        <w:rPr>
+        <w:spacing w:before="80" w:after="240"/>
+        <w:rPr>
+          <w:i/>
           <w:color w:val="6B7280"/>
-        </w:rPr>
-        <w:t xml:space="preserve"> — đoạn kiểm tra dữ liệu khi bấm Sign up</w:t>
-      </w:r>
+          <w:sz w:val="20"/>
+        </w:rPr>
+      </w:pPr>
+    </w:p>
+    <w:p>
+      <w:pPr>
+        <w:spacing w:before="80" w:after="240"/>
+        <w:rPr>
+          <w:i/>
+          <w:color w:val="6B7280"/>
+          <w:sz w:val="20"/>
+        </w:rPr>
+      </w:pPr>
+    </w:p>
+    <w:p>
+      <w:pPr>
+        <w:spacing w:before="80" w:after="240"/>
+        <w:rPr>
+          <w:i/>
+          <w:color w:val="6B7280"/>
+          <w:sz w:val="20"/>
+        </w:rPr>
+      </w:pPr>
     </w:p>
     <w:p>
       <w:pPr>
@@ -752,6 +762,37 @@
     </w:p>
     <w:p>
       <w:pPr>
+        <w:spacing w:after="60"/>
+      </w:pPr>
+      <w:r>
+        <w:rPr>
+          <w:b/>
+          <w:color w:val="374151"/>
+        </w:rPr>
+        <w:lastRenderedPageBreak/>
+        <w:t>SignUpPage.kt</w:t>
+      </w:r>
+      <w:r>
+        <w:rPr>
+          <w:color w:val="6B7280"/>
+        </w:rPr>
+        <w:t xml:space="preserve"> — đoạn kiểm tra dữ liệu khi bấm Sign up</w:t>
+      </w:r>
+    </w:p>
+    <w:p>
+      <w:pPr>
+        <w:spacing w:before="80" w:after="240"/>
+        <w:rPr>
+          <w:i/>
+          <w:iCs/>
+          <w:color w:val="6B7280"/>
+          <w:sz w:val="20"/>
+          <w:szCs w:val="20"/>
+        </w:rPr>
+      </w:pPr>
+    </w:p>
+    <w:p>
+      <w:pPr>
         <w:pStyle w:val="HTMLPreformatted"/>
         <w:shd w:val="clear" w:color="auto" w:fill="191A1C"/>
         <w:spacing w:before="60" w:after="240"/>
@@ -816,7 +857,6 @@
         <w:rPr>
           <w:color w:val="BCBEC4"/>
         </w:rPr>
-        <w:lastRenderedPageBreak/>
         <w:t xml:space="preserve">        </w:t>
       </w:r>
       <w:r>
@@ -1176,7 +1216,6 @@
                 <w:noProof/>
                 <w:color w:val="6B7280"/>
               </w:rPr>
-              <w:lastRenderedPageBreak/>
               <w:drawing>
                 <wp:inline distT="0" distB="0" distL="0" distR="0" wp14:anchorId="618ECFD3" wp14:editId="20F516A1">
                   <wp:extent cx="2583765" cy="5724476"/>
@@ -1251,15 +1290,108 @@
     </w:p>
     <w:p>
       <w:pPr>
+        <w:pStyle w:val="Heading2"/>
+      </w:pPr>
+      <w:r>
+        <w:rPr/>
+        <w:t xml:space="preserve">3.6  Profile (đang làm, Bài 7)</w:t>
+      </w:r>
+    </w:p>
+    <w:tbl>
+      <w:tblPr>
+        <w:tblW w:w="9026" w:type="dxa"/>
+        <w:tblLayout w:type="fixed"/>
+      </w:tblPr>
+      <w:tblGrid>
+        <w:gridCol w:w="4513"/>
+        <w:gridCol w:w="4513"/>
+      </w:tblGrid>
+      <w:tr>
+        <w:tc>
+          <w:tcPr>
+            <w:tcW w:w="4513" w:type="dxa"/>
+            <w:tcBorders>
+              <w:top w:val="dashed" w:sz="8" w:space="0" w:color="9CA3AF"/>
+              <w:left w:val="dashed" w:sz="8" w:space="0" w:color="9CA3AF"/>
+              <w:bottom w:val="dashed" w:sz="8" w:space="0" w:color="9CA3AF"/>
+              <w:right w:val="dashed" w:sz="8" w:space="0" w:color="9CA3AF"/>
+            </w:tcBorders>
+            <w:shd w:val="clear" w:color="auto" w:fill="F3F4F6"/>
+            <w:vAlign w:val="center"/>
+          </w:tcPr>
+          <w:p>
+            <w:pPr>
+              <w:spacing w:before="1400" w:after="1400"/>
+              <w:jc w:val="center"/>
+            </w:pPr>
+            <w:r>
+              <w:rPr>
+                <w:i/>
+                <w:iCs/>
+                <w:color w:val="6B7280"/>
+                <w:sz w:val="20"/>
+                <w:szCs w:val="20"/>
+              </w:rPr>
+              <w:t xml:space="preserve">[Dán ảnh: Profile – Light Mode]</w:t>
+            </w:r>
+          </w:p>
+        </w:tc>
+        <w:tc>
+          <w:tcPr>
+            <w:tcW w:w="4513" w:type="dxa"/>
+            <w:tcBorders>
+              <w:top w:val="dashed" w:sz="8" w:space="0" w:color="9CA3AF"/>
+              <w:left w:val="dashed" w:sz="8" w:space="0" w:color="9CA3AF"/>
+              <w:bottom w:val="dashed" w:sz="8" w:space="0" w:color="9CA3AF"/>
+              <w:right w:val="dashed" w:sz="8" w:space="0" w:color="9CA3AF"/>
+            </w:tcBorders>
+            <w:shd w:val="clear" w:color="auto" w:fill="F3F4F6"/>
+            <w:vAlign w:val="center"/>
+          </w:tcPr>
+          <w:p>
+            <w:pPr>
+              <w:spacing w:before="1400" w:after="1400"/>
+              <w:jc w:val="center"/>
+            </w:pPr>
+            <w:r>
+              <w:rPr>
+                <w:i/>
+                <w:iCs/>
+                <w:color w:val="6B7280"/>
+                <w:sz w:val="20"/>
+                <w:szCs w:val="20"/>
+              </w:rPr>
+              <w:t xml:space="preserve">[Dán ảnh: Profile – Dark Mode]</w:t>
+            </w:r>
+          </w:p>
+        </w:tc>
+      </w:tr>
+    </w:tbl>
+    <w:p>
+      <w:pPr>
         <w:spacing w:before="80" w:after="240"/>
       </w:pPr>
+      <w:r>
+        <w:rPr>
+          <w:i/>
+          <w:iCs/>
+          <w:color w:val="6B7280"/>
+          <w:sz w:val="20"/>
+          <w:szCs w:val="20"/>
+        </w:rPr>
+        <w:t xml:space="preserve">Ảnh bìa bo góc dùng ContentScale.Crop (giống object-fit: cover). Avatar dùng component AppAvatar: tùy chọn kích thước, hình dạng (mặc định tròn) và viền. Phần icon sẽ bổ sung khi hoàn thành bài 7.</w:t>
+      </w:r>
+    </w:p>
+    <w:p>
+      <w:pPr>
+        <w:spacing w:before="80" w:after="240"/>
+      </w:pPr>
     </w:p>
     <w:p>
       <w:pPr>
         <w:pStyle w:val="Heading1"/>
       </w:pPr>
       <w:r>
-        <w:lastRenderedPageBreak/>
         <w:t>4. Bộ component dùng chung</w:t>
       </w:r>
     </w:p>
